--- a/giai-ngan-ocb/templates/1. KUNN_template_VND.docx
+++ b/giai-ngan-ocb/templates/1. KUNN_template_VND.docx
@@ -854,73 +854,6 @@
                 <w:color w:val="000000" w:themeColor="text1"/>
               </w:rPr>
             </w:pPr>
-            <w:r>
-              <w:rPr>
-                <w:rFonts w:ascii="Arial" w:eastAsia="Times New Roman" w:hAnsi="Arial" w:cs="Arial"/>
-                <w:color w:val="000000" w:themeColor="text1"/>
-              </w:rPr>
-              <w:t xml:space="preserve">……………………………….đồng </w:t>
-            </w:r>
-          </w:p>
-          <w:p>
-            <w:pPr>
-              <w:spacing w:before="120" w:after="120" w:line="320" w:lineRule="atLeast"/>
-              <w:rPr>
-                <w:rFonts w:ascii="Arial" w:eastAsia="Times New Roman" w:hAnsi="Arial" w:cs="Arial"/>
-                <w:color w:val="000000" w:themeColor="text1"/>
-              </w:rPr>
-            </w:pPr>
-            <w:r>
-              <w:rPr>
-                <w:rFonts w:ascii="Arial" w:eastAsia="Times New Roman" w:hAnsi="Arial" w:cs="Arial"/>
-                <w:color w:val="000000" w:themeColor="text1"/>
-              </w:rPr>
-              <w:t>(Bằng chữ:……...</w:t>
-            </w:r>
-            <w:r>
-              <w:rPr>
-                <w:rFonts w:ascii="Arial" w:eastAsia="Times New Roman" w:hAnsi="Arial" w:cs="Arial"/>
-                <w:color w:val="000000" w:themeColor="text1"/>
-              </w:rPr>
-              <w:t>......................................</w:t>
-            </w:r>
-            <w:r>
-              <w:rPr>
-                <w:rFonts w:ascii="Arial" w:eastAsia="Times New Roman" w:hAnsi="Arial" w:cs="Arial"/>
-                <w:color w:val="000000" w:themeColor="text1"/>
-              </w:rPr>
-              <w:t>.....................................................</w:t>
-            </w:r>
-            <w:r>
-              <w:rPr>
-                <w:rFonts w:ascii="Arial" w:eastAsia="Times New Roman" w:hAnsi="Arial" w:cs="Arial"/>
-                <w:color w:val="000000" w:themeColor="text1"/>
-              </w:rPr>
-              <w:t>.</w:t>
-            </w:r>
-          </w:p>
-          <w:p>
-            <w:pPr>
-              <w:spacing w:before="120" w:after="120" w:line="320" w:lineRule="atLeast"/>
-              <w:rPr>
-                <w:rFonts w:ascii="Arial" w:eastAsia="Times New Roman" w:hAnsi="Arial" w:cs="Arial"/>
-                <w:color w:val="000000" w:themeColor="text1"/>
-              </w:rPr>
-            </w:pPr>
-            <w:r>
-              <w:rPr>
-                <w:rFonts w:ascii="Arial" w:eastAsia="Times New Roman" w:hAnsi="Arial" w:cs="Arial"/>
-                <w:color w:val="000000" w:themeColor="text1"/>
-              </w:rPr>
-              <w:t>……………………………………………………………………………………….</w:t>
-            </w:r>
-            <w:r>
-              <w:rPr>
-                <w:rFonts w:ascii="Arial" w:eastAsia="Times New Roman" w:hAnsi="Arial" w:cs="Arial"/>
-                <w:color w:val="000000" w:themeColor="text1"/>
-              </w:rPr>
-              <w:t>)</w:t>
-            </w:r>
           </w:p>
         </w:tc>
       </w:tr>
@@ -1459,25 +1392,33 @@
                 <w:i/>
                 <w:color w:val="000000" w:themeColor="text1"/>
               </w:rPr>
+              <w:t>Thời gian ân hạn là khoảng thời gian Bên được cấp tín dụng</w:t>
+            </w:r>
+            <w:r>
+              <w:rPr>
+                <w:rFonts w:ascii="Arial" w:hAnsi="Arial" w:cs="Arial"/>
+                <w:i/>
+                <w:color w:val="000000" w:themeColor="text1"/>
+                <w:lang w:val="vi-VN"/>
+              </w:rPr>
+              <w:t xml:space="preserve"> </w:t>
+            </w:r>
+            <w:r>
+              <w:rPr>
+                <w:rFonts w:ascii="Arial" w:hAnsi="Arial" w:cs="Arial"/>
+                <w:i/>
+                <w:color w:val="000000" w:themeColor="text1"/>
+              </w:rPr>
+              <w:t xml:space="preserve">chưa trả vốn gốc và/hoặc lãi vay nhưng lãi vẫn được tính theo quy định tại Hợp Đồng Cấp Tín </w:t>
+            </w:r>
+            <w:r>
+              <w:rPr>
+                <w:rFonts w:ascii="Arial" w:hAnsi="Arial" w:cs="Arial"/>
+                <w:i/>
+                <w:color w:val="000000" w:themeColor="text1"/>
+              </w:rPr>
               <w:lastRenderedPageBreak/>
-              <w:t>Thời gian ân hạn là khoảng thời gian Bên được cấp tín dụng</w:t>
-            </w:r>
-            <w:r>
-              <w:rPr>
-                <w:rFonts w:ascii="Arial" w:hAnsi="Arial" w:cs="Arial"/>
-                <w:i/>
-                <w:color w:val="000000" w:themeColor="text1"/>
-                <w:lang w:val="vi-VN"/>
-              </w:rPr>
-              <w:t xml:space="preserve"> </w:t>
-            </w:r>
-            <w:r>
-              <w:rPr>
-                <w:rFonts w:ascii="Arial" w:hAnsi="Arial" w:cs="Arial"/>
-                <w:i/>
-                <w:color w:val="000000" w:themeColor="text1"/>
-              </w:rPr>
-              <w:t>chưa trả vốn gốc và/hoặc lãi vay nhưng lãi vẫn được tính theo quy định tại Hợp Đồng Cấp Tín Dụng/</w:t>
+              <w:t>Dụng/</w:t>
             </w:r>
             <w:r>
               <w:rPr>
@@ -5601,7 +5542,7 @@
         <v:path o:extrusionok="f" gradientshapeok="t" o:connecttype="rect"/>
         <o:lock v:ext="edit" aspectratio="t"/>
       </v:shapetype>
-      <v:shape id="_x0000_i1036" type="#_x0000_t75" style="width:11.25pt;height:11.25pt" o:bullet="t">
+      <v:shape id="_x0000_i1025" type="#_x0000_t75" style="width:11.4pt;height:11.4pt" o:bullet="t">
         <v:imagedata r:id="rId1" o:title="msoCFB3"/>
       </v:shape>
     </w:pict>
@@ -9406,6 +9347,10 @@
 </file>
 
 <file path=customXml/item1.xml><?xml version="1.0" encoding="utf-8"?>
+<b:Sources xmlns:b="http://schemas.openxmlformats.org/officeDocument/2006/bibliography" xmlns="http://schemas.openxmlformats.org/officeDocument/2006/bibliography" SelectedStyle="\APASixthEditionOfficeOnline.xsl" StyleName="APA" Version="6"/>
+</file>
+
+<file path=customXml/item2.xml><?xml version="1.0" encoding="utf-8"?>
 <p:properties xmlns:p="http://schemas.microsoft.com/office/2006/metadata/properties" xmlns:xsi="http://www.w3.org/2001/XMLSchema-instance" xmlns:pc="http://schemas.microsoft.com/office/infopath/2007/PartnerControls">
   <documentManagement>
     <lcf76f155ced4ddcb4097134ff3c332f xmlns="97f69d50-4ef3-4856-934d-57dbdf4f6ea5">
@@ -9416,20 +9361,7 @@
 </p:properties>
 </file>
 
-<file path=customXml/item2.xml><?xml version="1.0" encoding="utf-8"?>
-<b:Sources xmlns:b="http://schemas.openxmlformats.org/officeDocument/2006/bibliography" xmlns="http://schemas.openxmlformats.org/officeDocument/2006/bibliography" SelectedStyle="\APASixthEditionOfficeOnline.xsl" StyleName="APA" Version="6"/>
-</file>
-
 <file path=customXml/item3.xml><?xml version="1.0" encoding="utf-8"?>
-<?mso-contentType ?>
-<FormTemplates xmlns="http://schemas.microsoft.com/sharepoint/v3/contenttype/forms">
-  <Display>DocumentLibraryForm</Display>
-  <Edit>DocumentLibraryForm</Edit>
-  <New>DocumentLibraryForm</New>
-</FormTemplates>
-</file>
-
-<file path=customXml/item4.xml><?xml version="1.0" encoding="utf-8"?>
 <ct:contentTypeSchema xmlns:ct="http://schemas.microsoft.com/office/2006/metadata/contentType" xmlns:ma="http://schemas.microsoft.com/office/2006/metadata/properties/metaAttributes" ct:_="" ma:_="" ma:contentTypeName="Document" ma:contentTypeID="0x010100F5A9F26C2B58E341AE5B418E1E6FA4A5" ma:contentTypeVersion="19" ma:contentTypeDescription="Create a new document." ma:contentTypeScope="" ma:versionID="b49a56b4ad1b615b2f944af745f516ae">
   <xsd:schema xmlns:xsd="http://www.w3.org/2001/XMLSchema" xmlns:xs="http://www.w3.org/2001/XMLSchema" xmlns:p="http://schemas.microsoft.com/office/2006/metadata/properties" xmlns:ns2="97f69d50-4ef3-4856-934d-57dbdf4f6ea5" xmlns:ns3="184e74be-7873-4698-965f-b07e52c33735" targetNamespace="http://schemas.microsoft.com/office/2006/metadata/properties" ma:root="true" ma:fieldsID="78b29b735fa32d20875ae1ff3692676b" ns2:_="" ns3:_="">
     <xsd:import namespace="97f69d50-4ef3-4856-934d-57dbdf4f6ea5"/>
@@ -9690,7 +9622,24 @@
 </ct:contentTypeSchema>
 </file>
 
+<file path=customXml/item4.xml><?xml version="1.0" encoding="utf-8"?>
+<?mso-contentType ?>
+<FormTemplates xmlns="http://schemas.microsoft.com/sharepoint/v3/contenttype/forms">
+  <Display>DocumentLibraryForm</Display>
+  <Edit>DocumentLibraryForm</Edit>
+  <New>DocumentLibraryForm</New>
+</FormTemplates>
+</file>
+
 <file path=customXml/itemProps1.xml><?xml version="1.0" encoding="utf-8"?>
+<ds:datastoreItem xmlns:ds="http://schemas.openxmlformats.org/officeDocument/2006/customXml" ds:itemID="{59FA7A4F-D61C-4267-A410-18F599D1FAB5}">
+  <ds:schemaRefs>
+    <ds:schemaRef ds:uri="http://schemas.openxmlformats.org/officeDocument/2006/bibliography"/>
+  </ds:schemaRefs>
+</ds:datastoreItem>
+</file>
+
+<file path=customXml/itemProps2.xml><?xml version="1.0" encoding="utf-8"?>
 <ds:datastoreItem xmlns:ds="http://schemas.openxmlformats.org/officeDocument/2006/customXml" ds:itemID="{09D7D23A-8252-4361-B48C-0A0FE2EB6693}">
   <ds:schemaRefs>
     <ds:schemaRef ds:uri="http://schemas.microsoft.com/office/2006/metadata/properties"/>
@@ -9701,22 +9650,29 @@
 </ds:datastoreItem>
 </file>
 
-<file path=customXml/itemProps2.xml><?xml version="1.0" encoding="utf-8"?>
-<ds:datastoreItem xmlns:ds="http://schemas.openxmlformats.org/officeDocument/2006/customXml" ds:itemID="{59FA7A4F-D61C-4267-A410-18F599D1FAB5}">
+<file path=customXml/itemProps3.xml><?xml version="1.0" encoding="utf-8"?>
+<ds:datastoreItem xmlns:ds="http://schemas.openxmlformats.org/officeDocument/2006/customXml" ds:itemID="{1AB7B820-26E3-4241-9617-2CC7981600F5}">
   <ds:schemaRefs>
-    <ds:schemaRef ds:uri="http://schemas.openxmlformats.org/officeDocument/2006/bibliography"/>
+    <ds:schemaRef ds:uri="http://schemas.microsoft.com/office/2006/metadata/contentType"/>
+    <ds:schemaRef ds:uri="http://schemas.microsoft.com/office/2006/metadata/properties/metaAttributes"/>
+    <ds:schemaRef ds:uri="http://www.w3.org/2001/XMLSchema"/>
+    <ds:schemaRef ds:uri="http://schemas.microsoft.com/office/2006/metadata/properties"/>
+    <ds:schemaRef ds:uri="97f69d50-4ef3-4856-934d-57dbdf4f6ea5"/>
+    <ds:schemaRef ds:uri="184e74be-7873-4698-965f-b07e52c33735"/>
+    <ds:schemaRef ds:uri="http://schemas.microsoft.com/office/2006/documentManagement/types"/>
+    <ds:schemaRef ds:uri="http://schemas.microsoft.com/office/infopath/2007/PartnerControls"/>
+    <ds:schemaRef ds:uri="http://schemas.openxmlformats.org/package/2006/metadata/core-properties"/>
+    <ds:schemaRef ds:uri="http://purl.org/dc/elements/1.1/"/>
+    <ds:schemaRef ds:uri="http://purl.org/dc/terms/"/>
+    <ds:schemaRef ds:uri="http://schemas.microsoft.com/internal/obd"/>
   </ds:schemaRefs>
 </ds:datastoreItem>
 </file>
 
-<file path=customXml/itemProps3.xml><?xml version="1.0" encoding="utf-8"?>
+<file path=customXml/itemProps4.xml><?xml version="1.0" encoding="utf-8"?>
 <ds:datastoreItem xmlns:ds="http://schemas.openxmlformats.org/officeDocument/2006/customXml" ds:itemID="{B9E02718-7BE8-44CC-BB60-24BA34B23F55}">
   <ds:schemaRefs>
     <ds:schemaRef ds:uri="http://schemas.microsoft.com/sharepoint/v3/contenttype/forms"/>
   </ds:schemaRefs>
 </ds:datastoreItem>
-</file>
-
-<file path=customXml/itemProps4.xml><?xml version="1.0" encoding="utf-8"?>
-<ds:datastoreItem xmlns:ds="http://schemas.openxmlformats.org/officeDocument/2006/customXml" ds:itemID="{1AB7B820-26E3-4241-9617-2CC7981600F5}"/>
 </file>